--- a/teacher_guides/es/scenario_bite_future_8-12_guide.docx
+++ b/teacher_guides/es/scenario_bite_future_8-12_guide.docx
@@ -98,7 +98,7 @@
                                 <w:color w:val="000000"/>
                                 <w:sz w:val="32"/>
                               </w:rPr>
-                              <w:t xml:space="preserve">TITULO:  Una mordedura del futuro</w:t>
+                              <w:t xml:space="preserve">TÍTULO: Un bocado del futuro</w:t>
                             </w:r>
                           </w:p>
                           <w:p>
@@ -165,7 +165,7 @@
                           <w:color w:val="000000"/>
                           <w:sz w:val="32"/>
                         </w:rPr>
-                        <w:t xml:space="preserve">TITULO:  Una mordedura del futuro</w:t>
+                        <w:t xml:space="preserve">TÍTULO: Un bocado del futuro</w:t>
                       </w:r>
                     </w:p>
                     <w:p>
